--- a/hub/files/PA0-PA1.docx
+++ b/hub/files/PA0-PA1.docx
@@ -685,8 +685,12 @@
     </w:p>
     <w:p>
       <w:pPr>
-        <w:pStyle w:val="ListNumber"/>
+        <w:ind w:left="432" w:hanging="432"/>
       </w:pPr>
+      <w:r>
+        <w:t>1.</w:t>
+        <w:tab/>
+      </w:r>
       <w:r>
         <w:rPr>
           <w:b/>
@@ -699,8 +703,12 @@
     </w:p>
     <w:p>
       <w:pPr>
-        <w:pStyle w:val="ListNumber"/>
+        <w:ind w:left="432" w:hanging="432"/>
       </w:pPr>
+      <w:r>
+        <w:t>2.</w:t>
+        <w:tab/>
+      </w:r>
       <w:r>
         <w:rPr>
           <w:b/>
@@ -713,8 +721,12 @@
     </w:p>
     <w:p>
       <w:pPr>
-        <w:pStyle w:val="ListNumber"/>
+        <w:ind w:left="432" w:hanging="432"/>
       </w:pPr>
+      <w:r>
+        <w:t>3.</w:t>
+        <w:tab/>
+      </w:r>
       <w:r>
         <w:rPr>
           <w:b/>

--- a/hub/files/PA0-PA1.docx
+++ b/hub/files/PA0-PA1.docx
@@ -184,7 +184,14 @@
               <w:rPr>
                 <w:sz w:val="19"/>
               </w:rPr>
-              <w:t xml:space="preserve"> uploads this contract, filled and signed, as one PDF</w:t>
+              <w:t xml:space="preserve"> uploads this contract, filled and signed, as one </w:t>
+            </w:r>
+            <w:r>
+              <w:rPr>
+                <w:b/>
+                <w:sz w:val="19"/>
+              </w:rPr>
+              <w:t>.docx</w:t>
             </w:r>
           </w:p>
         </w:tc>
